--- a/Return Visits & Contacts App Specification (V6).docx
+++ b/Return Visits & Contacts App Specification (V6).docx
@@ -222,13 +222,13 @@
     <w:p>
       <w:pPr/>
       <w:r>
-        <w:t>A contact can be saved without coordinates. When present, valid coordinates allow it to appear on the map; pins are colored by urgency, the viewport fits available markers, and each marker opens an informational popup with an Edit Details action.</w:t>
-      </w:r>
-    </w:p>
-    <w:p>
-      <w:pPr/>
-      <w:r>
-        <w:t>Map clustering, hierarchical map filters, offline tiles, and offline geocoding are not implemented. Device GPS requires browser permission; address search, Leaflet assets, and OpenStreetMap tiles require internet access.</w:t>
+        <w:t>A contact can be saved without coordinates. When present, valid coordinates allow it to appear on the map; pins are colored by urgency, the viewport fits available markers, and each marker opens an informational popup with an Edit Details action. The map uses the same active search and filters as the contact list (text, urgency, city, region, and area), so only matching contacts with coordinates have pins. Changing a search or filter updates both the contact list and map.</w:t>
+      </w:r>
+    </w:p>
+    <w:p>
+      <w:pPr/>
+      <w:r>
+        <w:t>The map has no separate map-only filters or marker clustering; it follows the shared contact-list search and filters. Device GPS requires browser permission; address search, Leaflet assets, and OpenStreetMap tiles require internet access. Map tiles and address lookup are unavailable offline.</w:t>
       </w:r>
     </w:p>
     <w:p>

--- a/Return Visits & Contacts App Specification (V6).docx
+++ b/Return Visits & Contacts App Specification (V6).docx
@@ -120,7 +120,7 @@
     <w:p>
       <w:pPr/>
       <w:r>
-        <w:t>On first use, the user must enter and confirm a passphrase of at least eight characters. On later launches, the user must enter the passphrase before records are decrypted. No passphrase reset or recovery path exists.</w:t>
+        <w:t>On first use, the user must enter and confirm a passphrase of at least eight characters. On later launches, the user must enter the passphrase before records are decrypted. Settings provides a Change Passphrase action that requires the current passphrase and matching new passphrase entries of at least eight characters. The app derives a new key using fresh random salt metadata, re-encrypts and verifies settings and contacts, then atomically replaces both encrypted values and the metadata. If verification or storage fails, the existing encrypted records and passphrase remain active. This affects only the current app storage; exported backups retain their own passphrases. There is no recovery path if the current passphrase is forgotten.</w:t>
       </w:r>
     </w:p>
     <w:p>

--- a/Return Visits & Contacts App Specification (V6).docx
+++ b/Return Visits & Contacts App Specification (V6).docx
@@ -216,7 +216,7 @@
     <w:p>
       <w:pPr/>
       <w:r>
-        <w:t>Coordinates are optional. The user can explicitly choose GPS, enter a street address and select Find Address on Map, or set a location by tapping the map or dragging the pin. Address text is sent to OpenStreetMap Nominatim only after the user initiates a search.</w:t>
+        <w:t>Coordinates are optional. The user can explicitly choose Use Device Location to request high-accuracy GPS with no cached location, or Set Pin from Entered Address to search the entered street address, city, and state. Actual GPS accuracy varies and is reported when available. The user can also set or refine a location by tapping the map, dragging the pin, or editing the coordinate fields. Address text is sent to OpenStreetMap Nominatim only after the user initiates a search.</w:t>
       </w:r>
     </w:p>
     <w:p>
@@ -228,7 +228,7 @@
     <w:p>
       <w:pPr/>
       <w:r>
-        <w:t>The map has no separate map-only filters or marker clustering; it follows the shared contact-list search and filters. Device GPS requires browser permission; address search, Leaflet assets, and OpenStreetMap tiles require internet access. Map tiles and address lookup are unavailable offline.</w:t>
+        <w:t>The map has no separate map-only filters or marker clustering; it follows the shared contact-list search and filters. Device location requires browser permission; address search, Leaflet assets, and OpenStreetMap tiles require internet access. Map tiles and address lookup are unavailable offline.</w:t>
       </w:r>
     </w:p>
     <w:p>
@@ -306,7 +306,7 @@
     <w:p>
       <w:pPr/>
       <w:r>
-        <w:t>Geolocation is requested through the browser. Address text is sent to Nominatim only after the user explicitly initiates address lookup. Contact information is not uploaded to an application backend by normal contact, backup, or restore operations; any sharing of exported files is user controlled.</w:t>
+        <w:t>Geolocation is requested through the browser when the user selects Use Device Location. Address text is sent to Nominatim only after the user explicitly selects Set Pin from Entered Address. Contact information is not uploaded to an application backend by normal contact, backup, or restore operations; any sharing of exported files is user controlled.</w:t>
       </w:r>
     </w:p>
     <w:p>

--- a/Return Visits & Contacts App Specification (V6).docx
+++ b/Return Visits & Contacts App Specification (V6).docx
@@ -216,7 +216,7 @@
     <w:p>
       <w:pPr/>
       <w:r>
-        <w:t>Coordinates are optional. The user can explicitly choose Use Device Location to request high-accuracy GPS with no cached location, or Set Pin from Entered Address to search the entered street address, city, and state. Actual GPS accuracy varies and is reported when available. The user can also set or refine a location by tapping the map, dragging the pin, or editing the coordinate fields. Address text is sent to OpenStreetMap Nominatim only after the user initiates a search.</w:t>
+        <w:t>Coordinates are optional. The user can explicitly choose Use Device Location to request high-accuracy GPS with no cached location, or Set Pin from Entered Address to search the entered street address, city, and state. Actual GPS accuracy varies and is reported when available. If the street address is not found, the app searches the selected city and state and centers the map near that location. The user can enter a nearby cross-street or intersection and explicitly search for a closer pin. The user can also set or refine a location by tapping the contact form map, dragging the pin, or editing the coordinate fields. Pins can be dragged on the Map view and the updated coordinates are saved automatically. Address text is sent to OpenStreetMap Nominatim only after the user initiates a search.</w:t>
       </w:r>
     </w:p>
     <w:p>
@@ -306,7 +306,7 @@
     <w:p>
       <w:pPr/>
       <w:r>
-        <w:t>Geolocation is requested through the browser when the user selects Use Device Location. Address text is sent to Nominatim only after the user explicitly selects Set Pin from Entered Address. Contact information is not uploaded to an application backend by normal contact, backup, or restore operations; any sharing of exported files is user controlled.</w:t>
+        <w:t>Geolocation is requested through the browser when the user selects Use Device Location. Address and selected-city text is sent to Nominatim only after the user selects Set Pin from Entered Address. Cross-street or intersection text is sent only after the user selects Search Near Cross-Street. Contact information is not uploaded to an application backend by normal contact, backup, or restore operations; any sharing of exported files is user controlled.</w:t>
       </w:r>
     </w:p>
     <w:p>

--- a/Return Visits & Contacts App Specification (V6).docx
+++ b/Return Visits & Contacts App Specification (V6).docx
@@ -152,7 +152,7 @@
     <w:p>
       <w:pPr/>
       <w:r>
-        <w:t>A contact record contains: id (stable unique local identifier), createdAt, firstName, lastName, address, streetAddress, city, state, region, area, lat, lng, and notesHistory. firstName is required; other profile and location fields may be blank. A contact stores at most one city, one region, and one area. A region requires a city; an area requires a region. A contact ID does not change when its name or location changes. Separate phone and email properties are not part of the current UI.</w:t>
+        <w:t>A contact record contains: id (stable unique local identifier), createdAt, firstName, lastName, email, phone, address, streetAddress, city, state, region, area, lat, lng, and notesHistory. firstName is required; other profile and location fields may be blank. Email accepts a local part and domain separated by @; U.S. phone numbers are formatted as (555) 123-4567. A contact stores at most one city, one region, and one area. A region requires a city; an area requires a region. A contact ID does not change when its name or location changes.</w:t>
       </w:r>
     </w:p>
     <w:p>
@@ -178,13 +178,13 @@
     <w:p>
       <w:pPr/>
       <w:r>
-        <w:t>The main view is the contact list. Cards show contact name, address/location, elapsed days and urgency, visit history, quick-add note input, and edit, export, print, and delete actions. The contact edit modal provides a Print action for saved, unchanged records.</w:t>
-      </w:r>
-    </w:p>
-    <w:p>
-      <w:pPr/>
-      <w:r>
-        <w:t>Search matches first/last name, address, and visit-note text. Search does not include phone or email fields.</w:t>
+        <w:t>The main view is the contact list. Cards show contact name, optional email and phone, address/location, elapsed days and urgency, visit history, quick-add note input, and edit, export, print, navigate, and delete actions. Navigate opens Google Maps directions using saved coordinates when available, or the contact address otherwise. The contact edit modal provides a Print action for saved, unchanged records.</w:t>
+      </w:r>
+    </w:p>
+    <w:p>
+      <w:pPr/>
+      <w:r>
+        <w:t>Search matches first/last name, email, phone, address, and visit-note text.</w:t>
       </w:r>
     </w:p>
     <w:p>

--- a/Return Visits & Contacts App Specification (V6).docx
+++ b/Return Visits & Contacts App Specification (V6).docx
@@ -178,7 +178,7 @@
     <w:p>
       <w:pPr/>
       <w:r>
-        <w:t>The main view is the contact list. Cards show contact name, optional email and phone, address/location, elapsed days and urgency, visit history, quick-add note input, and edit, export, print, navigate, and delete actions. Navigate opens Google Maps directions using saved coordinates when available, or the contact address otherwise. The contact edit modal provides a Print action for saved, unchanged records.</w:t>
+        <w:t>The main view is the contact list. Cards show contact name, optional email and phone, address/location, elapsed days and urgency, visit history, quick-add note input, and edit, export, print, share, navigate, and delete actions. Navigate opens Google Maps directions using saved coordinates when available, or the contact address otherwise. Share prepares a plain-text summary of available contact details and a directions link for Text / SMS, WhatsApp, or Email; it excludes visit notes and is not encrypted by the app. The contact edit modal provides a Print action for saved, unchanged records.</w:t>
       </w:r>
     </w:p>
     <w:p>

--- a/Return Visits & Contacts App Specification (V6).docx
+++ b/Return Visits & Contacts App Specification (V6).docx
@@ -100,7 +100,7 @@
     <w:p>
       <w:pPr/>
       <w:r>
-        <w:t>The application is a static, browser-based contact and return-visit tracker delivered as an installable PWA. It maintains records locally for the active browser/device. It has no sign-in, server-side database, multi-user sharing service, or automatic synchronization.</w:t>
+        <w:t>The application is a free-to-use static, browser-based contact and return-visit tracker delivered as an installable PWA, with no app fees or subscription. Its intentionally limited purpose is to maintain contact details and track return visits; it is not a full-featured contact-management app and may have fewer features or be less reliable than paid products. It is provided as-is. Internet/mobile data and third-party services remain subject to their providers' charges and terms. It maintains records locally for the active browser/device. It has no sign-in, server-side database, multi-user sharing service, or automatic synchronization.</w:t>
       </w:r>
     </w:p>
     <w:p>
@@ -312,7 +312,7 @@
     <w:p>
       <w:pPr/>
       <w:r>
-        <w:t>GitHub Pages is the current publishing target for grasfulls/return-visits-app. Deployment is complete only after the repository’s Pages workflow succeeds. On iPhone, install from Safari using Share → Add to Home Screen; on Android, use the browser’s Install/Add to Home Screen action. Installing is optional; the website can also be used in a regular browser.</w:t>
+        <w:t>GitHub Pages is the current publishing target for grasfulls/return-visits-app. Deployment is complete only after the repository's Pages workflow succeeds. For the best iPhone Home Screen app experience, open the site in Safari and use Share, then Add to Home Screen. If a link opens inside another app, the user must choose Open in Safari; the website cannot force a browser or install itself. On Android, open the site in Chrome and use Install app or Add to Home Screen. Installing is optional; the website can also be used in a regular browser. Browser and Home Screen copies may store separate data.</w:t>
       </w:r>
     </w:p>
     <w:p>

--- a/Return Visits & Contacts App Specification (V6).docx
+++ b/Return Visits & Contacts App Specification (V6).docx
@@ -164,7 +164,7 @@
     <w:p>
       <w:pPr/>
       <w:r>
-        <w:t>Latitude and longitude are optional; when provided, both must be numeric and within valid geographic ranges. The contact modal supports adding or editing contacts and visit logs. Log entries and full contacts can be edited or deleted through the available UI actions.</w:t>
+        <w:t>Latitude and longitude are optional; when provided, both must be numeric and within valid geographic ranges. The contact modal supports adding or editing contacts and visit logs. Its Area selector includes an Add New Area option even when existing areas are listed; adding an area saves the definition under the selected city and region and selects it for the current contact. Log entries and full contacts can be edited or deleted through the available UI actions.</w:t>
       </w:r>
     </w:p>
     <w:p>

--- a/Return Visits & Contacts App Specification (V6).docx
+++ b/Return Visits & Contacts App Specification (V6).docx
@@ -326,7 +326,7 @@
     <w:p>
       <w:pPr/>
       <w:r>
-        <w:t>Settings stores cities, region definitions ({name, city}), and area definitions ({name, region, city}). Each region belongs to one city; each area belongs to one region. North, South, East, and West are initially available under each existing city. Names may be reused under different parent locations. Users add regions under a city and areas under a region.</w:t>
+        <w:t>Settings stores cities, region definitions ({name, city}), and area definitions ({name, region, city}). Each region belongs to one city; each area belongs to one region. North, South, East, and West are initially available under each existing city. Names may be reused under different parent locations. Users can add a region under the selected city in Settings or inline in the contact form, and can add areas under a region. Renaming a city, region, or area updates all affected settings relationships and contact assignments; renaming the default city updates that setting. Deletion is rejected while contacts are assigned to the entry or child locations remain; users must reassign or remove them first.</w:t>
       </w:r>
     </w:p>
     <w:p>

--- a/Return Visits & Contacts App Specification (V6).docx
+++ b/Return Visits & Contacts App Specification (V6).docx
@@ -216,7 +216,7 @@
     <w:p>
       <w:pPr/>
       <w:r>
-        <w:t>Coordinates are optional. The user can explicitly choose Use Device Location to request high-accuracy GPS with no cached location, or Set Pin from Entered Address to search the entered street address, city, and state. Actual GPS accuracy varies and is reported when available. If the street address is not found, the app searches the selected city and state and centers the map near that location. The user can enter a nearby cross-street or intersection and explicitly search for a closer pin. The user can also set or refine a location by tapping the contact form map, dragging the pin, or editing the coordinate fields. Pins can be dragged on the Map view and the updated coordinates are saved automatically. Address text is sent to OpenStreetMap Nominatim only after the user initiates a search.</w:t>
+        <w:t>Coordinates are optional. The user can explicitly choose Use Device Location to request high-accuracy GPS with no cached location, or Find Address or City Pin to search the entered street address, city, and state. A partial street search can return multiple matches for the user to choose; selection fills the full street name and places a pin. If the full address is not found, the app also searches the street name without its leading house number. A city-only search places an approximate city pin. If a full address cannot be found, the app searches the selected city and state and centers the map near that location. The user can search for a nearby cross-street or intersection, or set/refine a location by tapping the contact form map, dragging the pin, or editing coordinates. Pins can be dragged on the Map view and saved automatically. Contacts saved without coordinates have no map pin. Address text is sent to OpenStreetMap Nominatim only after the user initiates a search.</w:t>
       </w:r>
     </w:p>
     <w:p>
@@ -306,7 +306,7 @@
     <w:p>
       <w:pPr/>
       <w:r>
-        <w:t>Geolocation is requested through the browser when the user selects Use Device Location. Address and selected-city text is sent to Nominatim only after the user selects Set Pin from Entered Address. Cross-street or intersection text is sent only after the user selects Search Near Cross-Street. Contact information is not uploaded to an application backend by normal contact, backup, or restore operations; any sharing of exported files is user controlled.</w:t>
+        <w:t>Geolocation is requested through the browser when the user selects Use Device Location. Address, partial street-name, and city text are sent to Nominatim only after the user selects Find Address or City Pin. Cross-street or intersection text is sent only after the user selects Search Near Cross-Street. Contact information is not uploaded to an application backend by normal contact, backup, or restore operations; any sharing of exported files is user controlled.</w:t>
       </w:r>
     </w:p>
     <w:p>

--- a/Return Visits & Contacts App Specification (V6).docx
+++ b/Return Visits & Contacts App Specification (V6).docx
@@ -153,6 +153,9 @@
       <w:pPr/>
       <w:r>
         <w:t>A contact record contains: id (stable unique local identifier), createdAt, firstName, lastName, email, phone, address, streetAddress, city, state, region, area, lat, lng, and notesHistory. firstName is required; other profile and location fields may be blank. Email accepts a local part and domain separated by @; U.S. phone numbers are formatted as (555) 123-4567. A contact stores at most one city, one region, and one area. A region requires a city; an area requires a region. A contact ID does not change when its name or location changes.</w:t>
+      </w:r>
+      <w:r>
+        <w:t xml:space="preserve"> Street address and newly entered location names are title-cased on blur or save. Recognized U.S. state names and two-letter codes are normalized to standard uppercase abbreviations.</w:t>
       </w:r>
     </w:p>
     <w:p>

--- a/Return Visits & Contacts App Specification (V6).docx
+++ b/Return Visits & Contacts App Specification (V6).docx
@@ -220,6 +220,9 @@
       <w:pPr/>
       <w:r>
         <w:t>Coordinates are optional. The user can explicitly choose Use Device Location to request high-accuracy GPS with no cached location, or Find Address or City Pin to search the entered street address, city, and state. A partial street search can return multiple matches for the user to choose; selection fills the full street name and places a pin. If the full address is not found, the app also searches the street name without its leading house number. A city-only search places an approximate city pin. If a full address cannot be found, the app searches the selected city and state and centers the map near that location. The user can search for a nearby cross-street or intersection, or set/refine a location by tapping the contact form map, dragging the pin, or editing coordinates. Pins can be dragged on the Map view and saved automatically. Contacts saved without coordinates have no map pin. Address text is sent to OpenStreetMap Nominatim only after the user initiates a search.</w:t>
+      </w:r>
+      <w:r>
+        <w:t xml:space="preserve"> Street suffixes are displayed in abbreviated form throughout the app, including for previously saved contacts (for example, Avenue as Av, Road as Rd, Court as Ct, and Lane as Ln).</w:t>
       </w:r>
     </w:p>
     <w:p>

--- a/Return Visits & Contacts App Specification (V6).docx
+++ b/Return Visits & Contacts App Specification (V6).docx
@@ -219,7 +219,7 @@
     <w:p>
       <w:pPr/>
       <w:r>
-        <w:t>Coordinates are optional. The user can explicitly choose Use Device Location to request high-accuracy GPS with no cached location, or Find Address or City Pin to search the entered street address, city, and state. A partial street search can return multiple matches for the user to choose; selection fills the full street name and places a pin. If the full address is not found, the app also searches the street name without its leading house number. A city-only search places an approximate city pin. If a full address cannot be found, the app searches the selected city and state and centers the map near that location. The user can search for a nearby cross-street or intersection, or set/refine a location by tapping the contact form map, dragging the pin, or editing coordinates. Pins can be dragged on the Map view and saved automatically. Contacts saved without coordinates have no map pin. Address text is sent to OpenStreetMap Nominatim only after the user initiates a search.</w:t>
+        <w:t>Coordinates are optional. The user can explicitly choose Use Device Location to request high-accuracy GPS with no cached location, or Find Address or City Pin to search the entered street address, city, and state. A partial street search can return multiple matches for the user to choose; selection fills the full street name and places a pin. If the full address is not found, the app also searches the street name without its leading house number. A city-only search places an approximate city pin. If a full address cannot be found, the app searches the selected city and state and centers the map near that location. The user can search for a nearby cross-street or intersection, or set/refine a location by tapping the contact form map, dragging the pin, or editing coordinates. Pins can be dragged on the Map view and saved automatically. Contacts saved without coordinates have no map pin. Whenever the Map is open with no visible contact pins, it centers approximately on the default city and state, which are sent to Nominatim for the lookup. Address text is sent to OpenStreetMap Nominatim only after the user initiates a search.</w:t>
       </w:r>
       <w:r>
         <w:t xml:space="preserve"> Street suffixes are displayed in abbreviated form throughout the app, including for previously saved contacts (for example, Avenue as Av, Road as Rd, Court as Ct, and Lane as Ln).</w:t>
@@ -312,7 +312,7 @@
     <w:p>
       <w:pPr/>
       <w:r>
-        <w:t>Geolocation is requested through the browser when the user selects Use Device Location. Address, partial street-name, and city text are sent to Nominatim only after the user selects Find Address or City Pin. Cross-street or intersection text is sent only after the user selects Search Near Cross-Street. Contact information is not uploaded to an application backend by normal contact, backup, or restore operations; any sharing of exported files is user controlled.</w:t>
+        <w:t>Geolocation is requested through the browser when the user selects Use Device Location. Address, partial street-name, and city text are sent to Nominatim only after the user selects Find Address or City Pin. Cross-street or intersection text is sent only after the user selects Search Near Cross-Street. Whenever the Map is open with no visible contact pins, the default city and state are also sent to Nominatim for approximate map centering. Contact information is not uploaded to an application backend by normal contact, backup, or restore operations; any sharing of exported files is user controlled.</w:t>
       </w:r>
     </w:p>
     <w:p>

--- a/Return Visits & Contacts App Specification (V6).docx
+++ b/Return Visits & Contacts App Specification (V6).docx
@@ -120,13 +120,13 @@
     <w:p>
       <w:pPr/>
       <w:r>
-        <w:t>On first use, the user must enter and confirm a passphrase of at least eight characters. On later launches, the user must enter the passphrase before records are decrypted. Settings provides a Change Passphrase action that requires the current passphrase and matching new passphrase entries of at least eight characters. The app derives a new key using fresh random salt metadata, re-encrypts and verifies settings and contacts, then atomically replaces both encrypted values and the metadata. If verification or storage fails, the existing encrypted records and passphrase remain active. This affects only the current app storage; exported backups retain their own passphrases. There is no recovery path if the current passphrase is forgotten.</w:t>
-      </w:r>
-    </w:p>
-    <w:p>
-      <w:pPr/>
-      <w:r>
-        <w:t>Settings and contacts are stored as encrypted records in the IndexedDB database return-visits-app, object store appData. Encryption is AES-GCM-256. A key is derived from the passphrase using PBKDF2-SHA-256 with 310,000 iterations and a random 16-byte salt; each value is encrypted with a fresh 12-byte IV. The encryption metadata is stored with the database; the passphrase-derived key is not persisted.</w:t>
+        <w:t>A passphrase is optional and off by default (the REQUIRE_PASSPHRASE_ON_FIRST_USE setting in app.js restores the first-use requirement). Without a passphrase, the app opens without an unlock screen and stores settings and contacts unencrypted. Settings provides a Turn On Passphrase action that requires matching passphrase entries of at least eight characters; the app derives a key, encrypts and verifies settings and contacts, then atomically replaces both values and stores the metadata. Once a passphrase is on, the user must enter it before records are decrypted on later launches, and Settings provides a Change Passphrase action that requires the current passphrase and matching new passphrase entries of at least eight characters. The app derives a new key using fresh random salt metadata, re-encrypts and verifies settings and contacts, then atomically replaces both encrypted values and the metadata. If verification or storage fails, the existing records and passphrase state remain active. This affects only the current app storage; exported backups retain their own passphrases. There is no recovery path if the current passphrase is forgotten.</w:t>
+      </w:r>
+    </w:p>
+    <w:p>
+      <w:pPr/>
+      <w:r>
+        <w:t>Settings and contacts are stored as records in the IndexedDB database return-visits-app, object store appData; they are unencrypted until a passphrase is turned on. When a passphrase is on, encryption is AES-GCM-256. A key is derived from the passphrase using PBKDF2-SHA-256 with 310,000 iterations and a random 16-byte salt; each value is encrypted with a fresh 12-byte IV. The encryption metadata is stored with the database; the passphrase-derived key is not persisted.</w:t>
       </w:r>
     </w:p>
     <w:p>
@@ -248,19 +248,19 @@
     <w:p>
       <w:pPr/>
       <w:r>
-        <w:t>Settings provides encrypted full-data backup export. A version 1 backup has format return-visits-encrypted-backup, exportedAt, encryption metadata, and separately encrypted settings and contacts values. The encrypted values are protected by the passphrase-derived key and metadata needed to derive it.</w:t>
-      </w:r>
-    </w:p>
-    <w:p>
-      <w:pPr/>
-      <w:r>
-        <w:t>Restore accepts supported encrypted backups after passphrase verification and user confirmation. It replaces the existing local settings and contacts. On a new device, the restored backup passphrase becomes the unlock passphrase for that database. The initial unlock screen also supports restore.</w:t>
-      </w:r>
-    </w:p>
-    <w:p>
-      <w:pPr/>
-      <w:r>
-        <w:t>Legacy plaintext return-visits-backup version 1 files are supported. The user is warned, and the imported settings and contacts are encrypted with the passphrase entered for restore. A monthly prompt invites the user to open Settings for export; it does not automatically create a backup. The reminder does not appear when there are no contacts and does not appear immediately on first use.</w:t>
+        <w:t>Settings provides full-data backup export. When a passphrase is on, a version 1 backup has format return-visits-encrypted-backup, exportedAt, encryption metadata, and separately encrypted settings and contacts values protected by the passphrase-derived key. When no passphrase is on, the backup has format return-visits-backup with unencrypted settings and contacts.</w:t>
+      </w:r>
+    </w:p>
+    <w:p>
+      <w:pPr/>
+      <w:r>
+        <w:t>Restore accepts supported backups after passphrase verification (for encrypted backups) and user confirmation. It replaces the existing local settings and contacts. When no passphrase is on, restored data stays unencrypted; otherwise, on a new device the restored backup passphrase becomes the unlock passphrase for that database. When a passphrase is on, the initial unlock screen also supports restore.</w:t>
+      </w:r>
+    </w:p>
+    <w:p>
+      <w:pPr/>
+      <w:r>
+        <w:t>Unencrypted return-visits-backup version 1 files are supported. If a passphrase is on, the user is warned and the imported settings and contacts are encrypted with the passphrase entered for restore. A monthly prompt invites the user to open Settings for export; it does not automatically create a backup. The reminder does not appear when there are no contacts and does not appear immediately on first use.</w:t>
       </w:r>
     </w:p>
     <w:p>
@@ -286,7 +286,7 @@
     <w:p>
       <w:pPr/>
       <w:r>
-        <w:t>Import requires selecting a file, entering its sharing passphrase, and confirming the displayed contact. The app validates decrypted contact fields, assigns a new local identifier, and appends the contact without replacing existing records. The resulting contacts array is encrypted with the recipient device’s own app key before storage.</w:t>
+        <w:t>Import requires selecting a file, entering its sharing passphrase, and confirming the displayed contact. The app validates decrypted contact fields, assigns a new local identifier, and appends the contact without replacing existing records. The resulting contacts array is stored using the recipient device’s own storage mode (encrypted with the app key when a passphrase is on).</w:t>
       </w:r>
     </w:p>
     <w:p>

--- a/Return Visits & Contacts App Specification (V6).docx
+++ b/Return Visits & Contacts App Specification (V6).docx
@@ -120,7 +120,7 @@
     <w:p>
       <w:pPr/>
       <w:r>
-        <w:t>A passphrase is optional and off by default (the REQUIRE_PASSPHRASE_ON_FIRST_USE setting in app.js restores the first-use requirement). Without a passphrase, the app opens without an unlock screen and stores settings and contacts unencrypted. Settings provides a Turn On Passphrase action that requires matching passphrase entries of at least eight characters; the app derives a key, encrypts and verifies settings and contacts, then atomically replaces both values and stores the metadata. Once a passphrase is on, the user must enter it before records are decrypted on later launches, and Settings provides a Change Passphrase action that requires the current passphrase and matching new passphrase entries of at least eight characters. The app derives a new key using fresh random salt metadata, re-encrypts and verifies settings and contacts, then atomically replaces both encrypted values and the metadata. If verification or storage fails, the existing records and passphrase state remain active. This affects only the current app storage; exported backups retain their own passphrases. There is no recovery path if the current passphrase is forgotten.</w:t>
+        <w:t>A passphrase is optional and off by default (the REQUIRE_PASSPHRASE_ON_FIRST_USE setting in app.js restores the first-use requirement). Without a passphrase, the app opens without an unlock screen and stores settings and contacts unencrypted. Settings provides a Turn On Passphrase action that requires matching passphrase entries of at least eight characters; the app derives a key, encrypts and verifies settings and contacts, then atomically replaces both values and stores the metadata. Once a passphrase is on, the user must enter it before records are decrypted on later launches, and Settings provides a Change Passphrase action that requires the current passphrase and matching new passphrase entries of at least eight characters. The app derives a new key using fresh random salt metadata, re-encrypts and verifies settings and contacts, then atomically replaces both encrypted values and the metadata. If verification or storage fails, the existing records and passphrase state remain active. This affects only the current app storage; exported backups retain their own passphrases. There is no recovery path if the current passphrase is forgotten. Settings also provides a Turn Off Passphrase action that requires the current passphrase, decrypts and replaces the stored settings and contacts with unencrypted values, and removes the encryption metadata in one atomic transaction.</w:t>
       </w:r>
     </w:p>
     <w:p>
